--- a/backend/templates/GSSG-VF_300-001_Vehicle_Fines.docx
+++ b/backend/templates/GSSG-VF_300-001_Vehicle_Fines.docx
@@ -1005,8 +1005,12 @@
       </w:pPr>
     </w:p>
     <w:sectPr>
-      <w:headerReference w:type="default" r:id="rId6"/>
-      <w:footerReference w:type="default" r:id="rId7"/>
+      <w:headerReference w:type="even" r:id="rId6"/>
+      <w:headerReference w:type="default" r:id="rId7"/>
+      <w:footerReference w:type="even" r:id="rId8"/>
+      <w:footerReference w:type="default" r:id="rId9"/>
+      <w:headerReference w:type="first" r:id="rId10"/>
+      <w:footerReference w:type="first" r:id="rId11"/>
       <w:pgSz w:w="11906" w:h="16838"/>
       <w:pgMar w:top="1440" w:right="424" w:bottom="1440" w:left="425" w:header="709" w:footer="709" w:gutter="0"/>
       <w:cols w:space="708"/>
@@ -1042,6 +1046,16 @@
 </file>
 
 <file path=word/footer1.xml><?xml version="1.0" encoding="utf-8"?>
+<w:ftr xmlns:wpc="http://schemas.microsoft.com/office/word/2010/wordprocessingCanvas" xmlns:cx="http://schemas.microsoft.com/office/drawing/2014/chartex" xmlns:cx1="http://schemas.microsoft.com/office/drawing/2015/9/8/chartex" xmlns:cx2="http://schemas.microsoft.com/office/drawing/2015/10/21/chartex" xmlns:cx3="http://schemas.microsoft.com/office/drawing/2016/5/9/chartex" xmlns:cx4="http://schemas.microsoft.com/office/drawing/2016/5/10/chartex" xmlns:cx5="http://schemas.microsoft.com/office/drawing/2016/5/11/chartex" xmlns:cx6="http://schemas.microsoft.com/office/drawing/2016/5/12/chartex" xmlns:cx7="http://schemas.microsoft.com/office/drawing/2016/5/13/chartex" xmlns:cx8="http://schemas.microsoft.com/office/drawing/2016/5/14/chartex" xmlns:mc="http://schemas.openxmlformats.org/markup-compatibility/2006" xmlns:aink="http://schemas.microsoft.com/office/drawing/2016/ink" xmlns:am3d="http://schemas.microsoft.com/office/drawing/2017/model3d" xmlns:o="urn:schemas-microsoft-com:office:office" xmlns:oel="http://schemas.microsoft.com/office/2019/extlst" xmlns:r="http://schemas.openxmlformats.org/officeDocument/2006/relationships" xmlns:m="http://schemas.openxmlformats.org/officeDocument/2006/math" xmlns:v="urn:schemas-microsoft-com:vml" xmlns:wp14="http://schemas.microsoft.com/office/word/2010/wordprocessingDrawing" xmlns:wp="http://schemas.openxmlformats.org/drawingml/2006/wordprocessingDrawing" xmlns:w10="urn:schemas-microsoft-com:office:word" xmlns:w="http://schemas.openxmlformats.org/wordprocessingml/2006/main" xmlns:w14="http://schemas.microsoft.com/office/word/2010/wordml" xmlns:w15="http://schemas.microsoft.com/office/word/2012/wordml" xmlns:w16cex="http://schemas.microsoft.com/office/word/2018/wordml/cex" xmlns:w16cid="http://schemas.microsoft.com/office/word/2016/wordml/cid" xmlns:w16="http://schemas.microsoft.com/office/word/2018/wordml" xmlns:w16du="http://schemas.microsoft.com/office/word/2023/wordml/word16du" xmlns:w16sdtdh="http://schemas.microsoft.com/office/word/2020/wordml/sdtdatahash" xmlns:w16sdtfl="http://schemas.microsoft.com/office/word/2024/wordml/sdtformatlock" xmlns:w16se="http://schemas.microsoft.com/office/word/2015/wordml/symex" xmlns:wpg="http://schemas.microsoft.com/office/word/2010/wordprocessingGroup" xmlns:wpi="http://schemas.microsoft.com/office/word/2010/wordprocessingInk" xmlns:wne="http://schemas.microsoft.com/office/word/2006/wordml" xmlns:wps="http://schemas.microsoft.com/office/word/2010/wordprocessingShape" mc:Ignorable="w14 w15 w16se w16cid w16 w16cex w16sdtdh w16sdtfl w16du wp14">
+  <w:p>
+    <w:pPr>
+      <w:pStyle w:val="Footer"/>
+    </w:pPr>
+  </w:p>
+</w:ftr>
+</file>
+
+<file path=word/footer2.xml><?xml version="1.0" encoding="utf-8"?>
 <w:ftr xmlns:wpc="http://schemas.microsoft.com/office/word/2010/wordprocessingCanvas" xmlns:cx="http://schemas.microsoft.com/office/drawing/2014/chartex" xmlns:cx1="http://schemas.microsoft.com/office/drawing/2015/9/8/chartex" xmlns:cx2="http://schemas.microsoft.com/office/drawing/2015/10/21/chartex" xmlns:cx3="http://schemas.microsoft.com/office/drawing/2016/5/9/chartex" xmlns:cx4="http://schemas.microsoft.com/office/drawing/2016/5/10/chartex" xmlns:cx5="http://schemas.microsoft.com/office/drawing/2016/5/11/chartex" xmlns:cx6="http://schemas.microsoft.com/office/drawing/2016/5/12/chartex" xmlns:cx7="http://schemas.microsoft.com/office/drawing/2016/5/13/chartex" xmlns:cx8="http://schemas.microsoft.com/office/drawing/2016/5/14/chartex" xmlns:mc="http://schemas.openxmlformats.org/markup-compatibility/2006" xmlns:aink="http://schemas.microsoft.com/office/drawing/2016/ink" xmlns:am3d="http://schemas.microsoft.com/office/drawing/2017/model3d" xmlns:o="urn:schemas-microsoft-com:office:office" xmlns:oel="http://schemas.microsoft.com/office/2019/extlst" xmlns:r="http://schemas.openxmlformats.org/officeDocument/2006/relationships" xmlns:m="http://schemas.openxmlformats.org/officeDocument/2006/math" xmlns:v="urn:schemas-microsoft-com:vml" xmlns:wp14="http://schemas.microsoft.com/office/word/2010/wordprocessingDrawing" xmlns:wp="http://schemas.openxmlformats.org/drawingml/2006/wordprocessingDrawing" xmlns:w10="urn:schemas-microsoft-com:office:word" xmlns:w="http://schemas.openxmlformats.org/wordprocessingml/2006/main" xmlns:w14="http://schemas.microsoft.com/office/word/2010/wordml" xmlns:w15="http://schemas.microsoft.com/office/word/2012/wordml" xmlns:w16cex="http://schemas.microsoft.com/office/word/2018/wordml/cex" xmlns:w16cid="http://schemas.microsoft.com/office/word/2016/wordml/cid" xmlns:w16="http://schemas.microsoft.com/office/word/2018/wordml" xmlns:w16du="http://schemas.microsoft.com/office/word/2023/wordml/word16du" xmlns:w16sdtdh="http://schemas.microsoft.com/office/word/2020/wordml/sdtdatahash" xmlns:w16sdtfl="http://schemas.microsoft.com/office/word/2024/wordml/sdtformatlock" xmlns:w16se="http://schemas.microsoft.com/office/word/2015/wordml/symex" xmlns:wpg="http://schemas.microsoft.com/office/word/2010/wordprocessingGroup" xmlns:wpi="http://schemas.microsoft.com/office/word/2010/wordprocessingInk" xmlns:wne="http://schemas.microsoft.com/office/word/2006/wordml" xmlns:wps="http://schemas.microsoft.com/office/word/2010/wordprocessingShape" mc:Ignorable="w14 w15 w16se w16cid w16 w16cex w16sdtdh w16sdtfl w16du wp14">
   <w:p>
     <w:pPr>
@@ -1452,6 +1466,16 @@
 </w:ftr>
 </file>
 
+<file path=word/footer3.xml><?xml version="1.0" encoding="utf-8"?>
+<w:ftr xmlns:wpc="http://schemas.microsoft.com/office/word/2010/wordprocessingCanvas" xmlns:cx="http://schemas.microsoft.com/office/drawing/2014/chartex" xmlns:cx1="http://schemas.microsoft.com/office/drawing/2015/9/8/chartex" xmlns:cx2="http://schemas.microsoft.com/office/drawing/2015/10/21/chartex" xmlns:cx3="http://schemas.microsoft.com/office/drawing/2016/5/9/chartex" xmlns:cx4="http://schemas.microsoft.com/office/drawing/2016/5/10/chartex" xmlns:cx5="http://schemas.microsoft.com/office/drawing/2016/5/11/chartex" xmlns:cx6="http://schemas.microsoft.com/office/drawing/2016/5/12/chartex" xmlns:cx7="http://schemas.microsoft.com/office/drawing/2016/5/13/chartex" xmlns:cx8="http://schemas.microsoft.com/office/drawing/2016/5/14/chartex" xmlns:mc="http://schemas.openxmlformats.org/markup-compatibility/2006" xmlns:aink="http://schemas.microsoft.com/office/drawing/2016/ink" xmlns:am3d="http://schemas.microsoft.com/office/drawing/2017/model3d" xmlns:o="urn:schemas-microsoft-com:office:office" xmlns:oel="http://schemas.microsoft.com/office/2019/extlst" xmlns:r="http://schemas.openxmlformats.org/officeDocument/2006/relationships" xmlns:m="http://schemas.openxmlformats.org/officeDocument/2006/math" xmlns:v="urn:schemas-microsoft-com:vml" xmlns:wp14="http://schemas.microsoft.com/office/word/2010/wordprocessingDrawing" xmlns:wp="http://schemas.openxmlformats.org/drawingml/2006/wordprocessingDrawing" xmlns:w10="urn:schemas-microsoft-com:office:word" xmlns:w="http://schemas.openxmlformats.org/wordprocessingml/2006/main" xmlns:w14="http://schemas.microsoft.com/office/word/2010/wordml" xmlns:w15="http://schemas.microsoft.com/office/word/2012/wordml" xmlns:w16cex="http://schemas.microsoft.com/office/word/2018/wordml/cex" xmlns:w16cid="http://schemas.microsoft.com/office/word/2016/wordml/cid" xmlns:w16="http://schemas.microsoft.com/office/word/2018/wordml" xmlns:w16du="http://schemas.microsoft.com/office/word/2023/wordml/word16du" xmlns:w16sdtdh="http://schemas.microsoft.com/office/word/2020/wordml/sdtdatahash" xmlns:w16sdtfl="http://schemas.microsoft.com/office/word/2024/wordml/sdtformatlock" xmlns:w16se="http://schemas.microsoft.com/office/word/2015/wordml/symex" xmlns:wpg="http://schemas.microsoft.com/office/word/2010/wordprocessingGroup" xmlns:wpi="http://schemas.microsoft.com/office/word/2010/wordprocessingInk" xmlns:wne="http://schemas.microsoft.com/office/word/2006/wordml" xmlns:wps="http://schemas.microsoft.com/office/word/2010/wordprocessingShape" mc:Ignorable="w14 w15 w16se w16cid w16 w16cex w16sdtdh w16sdtfl w16du wp14">
+  <w:p>
+    <w:pPr>
+      <w:pStyle w:val="Footer"/>
+    </w:pPr>
+  </w:p>
+</w:ftr>
+</file>
+
 <file path=word/footnotes.xml><?xml version="1.0" encoding="utf-8"?>
 <w:footnotes xmlns:wpc="http://schemas.microsoft.com/office/word/2010/wordprocessingCanvas" xmlns:cx="http://schemas.microsoft.com/office/drawing/2014/chartex" xmlns:cx1="http://schemas.microsoft.com/office/drawing/2015/9/8/chartex" xmlns:cx2="http://schemas.microsoft.com/office/drawing/2015/10/21/chartex" xmlns:cx3="http://schemas.microsoft.com/office/drawing/2016/5/9/chartex" xmlns:cx4="http://schemas.microsoft.com/office/drawing/2016/5/10/chartex" xmlns:cx5="http://schemas.microsoft.com/office/drawing/2016/5/11/chartex" xmlns:cx6="http://schemas.microsoft.com/office/drawing/2016/5/12/chartex" xmlns:cx7="http://schemas.microsoft.com/office/drawing/2016/5/13/chartex" xmlns:cx8="http://schemas.microsoft.com/office/drawing/2016/5/14/chartex" xmlns:mc="http://schemas.openxmlformats.org/markup-compatibility/2006" xmlns:aink="http://schemas.microsoft.com/office/drawing/2016/ink" xmlns:am3d="http://schemas.microsoft.com/office/drawing/2017/model3d" xmlns:o="urn:schemas-microsoft-com:office:office" xmlns:oel="http://schemas.microsoft.com/office/2019/extlst" xmlns:r="http://schemas.openxmlformats.org/officeDocument/2006/relationships" xmlns:m="http://schemas.openxmlformats.org/officeDocument/2006/math" xmlns:v="urn:schemas-microsoft-com:vml" xmlns:wp14="http://schemas.microsoft.com/office/word/2010/wordprocessingDrawing" xmlns:wp="http://schemas.openxmlformats.org/drawingml/2006/wordprocessingDrawing" xmlns:w10="urn:schemas-microsoft-com:office:word" xmlns:w="http://schemas.openxmlformats.org/wordprocessingml/2006/main" xmlns:w14="http://schemas.microsoft.com/office/word/2010/wordml" xmlns:w15="http://schemas.microsoft.com/office/word/2012/wordml" xmlns:w16cex="http://schemas.microsoft.com/office/word/2018/wordml/cex" xmlns:w16cid="http://schemas.microsoft.com/office/word/2016/wordml/cid" xmlns:w16="http://schemas.microsoft.com/office/word/2018/wordml" xmlns:w16du="http://schemas.microsoft.com/office/word/2023/wordml/word16du" xmlns:w16sdtdh="http://schemas.microsoft.com/office/word/2020/wordml/sdtdatahash" xmlns:w16sdtfl="http://schemas.microsoft.com/office/word/2024/wordml/sdtformatlock" xmlns:w16se="http://schemas.microsoft.com/office/word/2015/wordml/symex" xmlns:wpg="http://schemas.microsoft.com/office/word/2010/wordprocessingGroup" xmlns:wpi="http://schemas.microsoft.com/office/word/2010/wordprocessingInk" xmlns:wne="http://schemas.microsoft.com/office/word/2006/wordml" xmlns:wps="http://schemas.microsoft.com/office/word/2010/wordprocessingShape" mc:Ignorable="w14 w15 w16se w16cid w16 w16cex w16sdtdh w16sdtfl w16du wp14">
   <w:footnote w:type="separator" w:id="-1">
@@ -1482,10 +1506,20 @@
   <w:p>
     <w:pPr>
       <w:pStyle w:val="Header"/>
+    </w:pPr>
+  </w:p>
+</w:hdr>
+</file>
+
+<file path=word/header2.xml><?xml version="1.0" encoding="utf-8"?>
+<w:hdr xmlns:wpc="http://schemas.microsoft.com/office/word/2010/wordprocessingCanvas" xmlns:cx="http://schemas.microsoft.com/office/drawing/2014/chartex" xmlns:cx1="http://schemas.microsoft.com/office/drawing/2015/9/8/chartex" xmlns:cx2="http://schemas.microsoft.com/office/drawing/2015/10/21/chartex" xmlns:cx3="http://schemas.microsoft.com/office/drawing/2016/5/9/chartex" xmlns:cx4="http://schemas.microsoft.com/office/drawing/2016/5/10/chartex" xmlns:cx5="http://schemas.microsoft.com/office/drawing/2016/5/11/chartex" xmlns:cx6="http://schemas.microsoft.com/office/drawing/2016/5/12/chartex" xmlns:cx7="http://schemas.microsoft.com/office/drawing/2016/5/13/chartex" xmlns:cx8="http://schemas.microsoft.com/office/drawing/2016/5/14/chartex" xmlns:mc="http://schemas.openxmlformats.org/markup-compatibility/2006" xmlns:aink="http://schemas.microsoft.com/office/drawing/2016/ink" xmlns:am3d="http://schemas.microsoft.com/office/drawing/2017/model3d" xmlns:o="urn:schemas-microsoft-com:office:office" xmlns:oel="http://schemas.microsoft.com/office/2019/extlst" xmlns:r="http://schemas.openxmlformats.org/officeDocument/2006/relationships" xmlns:m="http://schemas.openxmlformats.org/officeDocument/2006/math" xmlns:v="urn:schemas-microsoft-com:vml" xmlns:wp14="http://schemas.microsoft.com/office/word/2010/wordprocessingDrawing" xmlns:wp="http://schemas.openxmlformats.org/drawingml/2006/wordprocessingDrawing" xmlns:w10="urn:schemas-microsoft-com:office:word" xmlns:w="http://schemas.openxmlformats.org/wordprocessingml/2006/main" xmlns:w14="http://schemas.microsoft.com/office/word/2010/wordml" xmlns:w15="http://schemas.microsoft.com/office/word/2012/wordml" xmlns:w16cex="http://schemas.microsoft.com/office/word/2018/wordml/cex" xmlns:w16cid="http://schemas.microsoft.com/office/word/2016/wordml/cid" xmlns:w16="http://schemas.microsoft.com/office/word/2018/wordml" xmlns:w16du="http://schemas.microsoft.com/office/word/2023/wordml/word16du" xmlns:w16sdtdh="http://schemas.microsoft.com/office/word/2020/wordml/sdtdatahash" xmlns:w16sdtfl="http://schemas.microsoft.com/office/word/2024/wordml/sdtformatlock" xmlns:w16se="http://schemas.microsoft.com/office/word/2015/wordml/symex" xmlns:wpg="http://schemas.microsoft.com/office/word/2010/wordprocessingGroup" xmlns:wpi="http://schemas.microsoft.com/office/word/2010/wordprocessingInk" xmlns:wne="http://schemas.microsoft.com/office/word/2006/wordml" xmlns:wps="http://schemas.microsoft.com/office/word/2010/wordprocessingShape" mc:Ignorable="w14 w15 w16se w16cid w16 w16cex w16sdtdh w16sdtfl w16du wp14">
+  <w:p>
+    <w:pPr>
+      <w:pStyle w:val="Header"/>
       <w:ind w:left="4513"/>
       <w:jc w:val="right"/>
       <w:rPr>
-        <w:rFonts w:ascii="Tahoma" w:hAnsi="Tahoma" w:cs="Tahoma"/>
+        <w:rFonts w:cstheme="minorHAnsi"/>
         <w:b/>
         <w:bCs/>
         <w:color w:val="A50021"/>
@@ -1497,26 +1531,22 @@
     </w:pPr>
     <w:r>
       <w:rPr>
-        <w:rFonts w:ascii="thmanyah serif display" w:hAnsi="thmanyah serif display" w:cs="thmanyah serif display"/>
+        <w:rFonts w:cstheme="minorHAnsi"/>
         <w:noProof/>
-        <w:color w:val="002060"/>
-        <w:sz w:val="32"/>
-        <w:szCs w:val="32"/>
-        <w:lang w:bidi="ar-AE"/>
       </w:rPr>
       <w:drawing>
-        <wp:anchor distT="0" distB="0" distL="114300" distR="114300" simplePos="0" relativeHeight="251658240" behindDoc="0" locked="0" layoutInCell="1" allowOverlap="1" wp14:anchorId="4C404759" wp14:editId="07520CB4">
+        <wp:anchor distT="0" distB="0" distL="114300" distR="114300" simplePos="0" relativeHeight="251668480" behindDoc="0" locked="0" layoutInCell="1" allowOverlap="1" wp14:anchorId="0966BB90" wp14:editId="67C57D36">
           <wp:simplePos x="0" y="0"/>
           <wp:positionH relativeFrom="column">
-            <wp:posOffset>-299212</wp:posOffset>
+            <wp:posOffset>165780</wp:posOffset>
           </wp:positionH>
           <wp:positionV relativeFrom="paragraph">
-            <wp:posOffset>-195784</wp:posOffset>
+            <wp:posOffset>-190854</wp:posOffset>
           </wp:positionV>
-          <wp:extent cx="830580" cy="829310"/>
-          <wp:effectExtent l="0" t="0" r="7620" b="8890"/>
+          <wp:extent cx="2927660" cy="976504"/>
+          <wp:effectExtent l="0" t="0" r="6350" b="0"/>
           <wp:wrapNone/>
-          <wp:docPr id="983713447" name="Picture 1"/>
+          <wp:docPr id="1999657772" name="Picture 5"/>
           <wp:cNvGraphicFramePr>
             <a:graphicFrameLocks xmlns:a="http://schemas.openxmlformats.org/drawingml/2006/main" noChangeAspect="1"/>
           </wp:cNvGraphicFramePr>
@@ -1524,8 +1554,10 @@
             <a:graphicData uri="http://schemas.openxmlformats.org/drawingml/2006/picture">
               <pic:pic xmlns:pic="http://schemas.openxmlformats.org/drawingml/2006/picture">
                 <pic:nvPicPr>
-                  <pic:cNvPr id="517447200" name="Picture 517447200"/>
-                  <pic:cNvPicPr/>
+                  <pic:cNvPr id="0" name="Picture 1"/>
+                  <pic:cNvPicPr>
+                    <a:picLocks noChangeAspect="1" noChangeArrowheads="1"/>
+                  </pic:cNvPicPr>
                 </pic:nvPicPr>
                 <pic:blipFill>
                   <a:blip r:embed="rId1">
@@ -1535,18 +1567,23 @@
                       </a:ext>
                     </a:extLst>
                   </a:blip>
+                  <a:srcRect/>
                   <a:stretch>
                     <a:fillRect/>
                   </a:stretch>
                 </pic:blipFill>
-                <pic:spPr>
+                <pic:spPr bwMode="auto">
                   <a:xfrm>
                     <a:off x="0" y="0"/>
-                    <a:ext cx="830580" cy="829310"/>
+                    <a:ext cx="2927660" cy="976504"/>
                   </a:xfrm>
                   <a:prstGeom prst="rect">
                     <a:avLst/>
                   </a:prstGeom>
+                  <a:noFill/>
+                  <a:ln>
+                    <a:noFill/>
+                  </a:ln>
                 </pic:spPr>
               </pic:pic>
             </a:graphicData>
@@ -1562,7 +1599,7 @@
     </w:r>
     <w:r>
       <w:rPr>
-        <w:rFonts w:ascii="thmanyah serif display" w:hAnsi="thmanyah serif display" w:cs="thmanyah serif display"/>
+        <w:rFonts w:cstheme="minorHAnsi"/>
         <w:color w:val="002060"/>
         <w:sz w:val="32"/>
         <w:szCs w:val="32"/>
@@ -1573,7 +1610,7 @@
     </w:r>
     <w:r>
       <w:rPr>
-        <w:rFonts w:ascii="thmanyah serif display" w:hAnsi="thmanyah serif display" w:cs="thmanyah serif display"/>
+        <w:rFonts w:cstheme="minorHAnsi"/>
         <w:b/>
         <w:bCs/>
         <w:color w:val="002060"/>
@@ -1586,7 +1623,7 @@
     </w:r>
     <w:r>
       <w:rPr>
-        <w:rFonts w:ascii="Tahoma" w:hAnsi="Tahoma" w:cs="Tahoma"/>
+        <w:rFonts w:cstheme="minorHAnsi"/>
         <w:b/>
         <w:bCs/>
         <w:color w:val="A50021"/>
@@ -1607,7 +1644,7 @@
   <w:p>
     <w:pPr>
       <w:pStyle w:val="Header"/>
-      <w:ind w:left="6480"/>
+      <w:ind w:left="7200"/>
       <w:jc w:val="center"/>
       <w:rPr>
         <w:rFonts w:ascii="Tahoma" w:hAnsi="Tahoma" w:cs="Tahoma"/>
@@ -1923,7 +1960,7 @@
       <mc:AlternateContent>
         <mc:Choice Requires="wps">
           <w:drawing>
-            <wp:anchor distT="0" distB="0" distL="114300" distR="114300" simplePos="0" relativeHeight="251660288" behindDoc="0" locked="0" layoutInCell="1" allowOverlap="1" wp14:anchorId="2B96836C" wp14:editId="151A873F">
+            <wp:anchor distT="0" distB="0" distL="114300" distR="114300" simplePos="0" relativeHeight="251660288" behindDoc="0" locked="0" layoutInCell="1" allowOverlap="1" wp14:anchorId="2B96836C" wp14:editId="74F19604">
               <wp:simplePos x="0" y="0"/>
               <wp:positionH relativeFrom="margin">
                 <wp:align>right</wp:align>
@@ -1973,7 +2010,7 @@
         </mc:Choice>
         <mc:Fallback>
           <w:pict>
-            <v:line w14:anchorId="5766E8F9" id="Straight Connector 4" o:spid="_x0000_s1026" style="position:absolute;flip:x;z-index:251660288;visibility:visible;mso-wrap-style:square;mso-wrap-distance-left:9pt;mso-wrap-distance-top:0;mso-wrap-distance-right:9pt;mso-wrap-distance-bottom:0;mso-position-horizontal:right;mso-position-horizontal-relative:margin;mso-position-vertical:absolute;mso-position-vertical-relative:text" from="486.2pt,8.25pt" to="1023.6pt,8.25pt" o:gfxdata="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" strokecolor="black [3200]" strokeweight=".5pt">
+            <v:line w14:anchorId="648528D6" id="Straight Connector 4" o:spid="_x0000_s1026" style="position:absolute;flip:x;z-index:251660288;visibility:visible;mso-wrap-style:square;mso-wrap-distance-left:9pt;mso-wrap-distance-top:0;mso-wrap-distance-right:9pt;mso-wrap-distance-bottom:0;mso-position-horizontal:right;mso-position-horizontal-relative:margin;mso-position-vertical:absolute;mso-position-vertical-relative:text" from="486.2pt,8.25pt" to="1023.6pt,8.25pt" o:gfxdata="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" strokecolor="black [3200]" strokeweight=".5pt">
               <v:stroke joinstyle="miter"/>
               <w10:wrap anchorx="margin"/>
             </v:line>
@@ -2019,6 +2056,16 @@
       </w:rPr>
       <w:t>ت</w:t>
     </w:r>
+  </w:p>
+</w:hdr>
+</file>
+
+<file path=word/header3.xml><?xml version="1.0" encoding="utf-8"?>
+<w:hdr xmlns:wpc="http://schemas.microsoft.com/office/word/2010/wordprocessingCanvas" xmlns:cx="http://schemas.microsoft.com/office/drawing/2014/chartex" xmlns:cx1="http://schemas.microsoft.com/office/drawing/2015/9/8/chartex" xmlns:cx2="http://schemas.microsoft.com/office/drawing/2015/10/21/chartex" xmlns:cx3="http://schemas.microsoft.com/office/drawing/2016/5/9/chartex" xmlns:cx4="http://schemas.microsoft.com/office/drawing/2016/5/10/chartex" xmlns:cx5="http://schemas.microsoft.com/office/drawing/2016/5/11/chartex" xmlns:cx6="http://schemas.microsoft.com/office/drawing/2016/5/12/chartex" xmlns:cx7="http://schemas.microsoft.com/office/drawing/2016/5/13/chartex" xmlns:cx8="http://schemas.microsoft.com/office/drawing/2016/5/14/chartex" xmlns:mc="http://schemas.openxmlformats.org/markup-compatibility/2006" xmlns:aink="http://schemas.microsoft.com/office/drawing/2016/ink" xmlns:am3d="http://schemas.microsoft.com/office/drawing/2017/model3d" xmlns:o="urn:schemas-microsoft-com:office:office" xmlns:oel="http://schemas.microsoft.com/office/2019/extlst" xmlns:r="http://schemas.openxmlformats.org/officeDocument/2006/relationships" xmlns:m="http://schemas.openxmlformats.org/officeDocument/2006/math" xmlns:v="urn:schemas-microsoft-com:vml" xmlns:wp14="http://schemas.microsoft.com/office/word/2010/wordprocessingDrawing" xmlns:wp="http://schemas.openxmlformats.org/drawingml/2006/wordprocessingDrawing" xmlns:w10="urn:schemas-microsoft-com:office:word" xmlns:w="http://schemas.openxmlformats.org/wordprocessingml/2006/main" xmlns:w14="http://schemas.microsoft.com/office/word/2010/wordml" xmlns:w15="http://schemas.microsoft.com/office/word/2012/wordml" xmlns:w16cex="http://schemas.microsoft.com/office/word/2018/wordml/cex" xmlns:w16cid="http://schemas.microsoft.com/office/word/2016/wordml/cid" xmlns:w16="http://schemas.microsoft.com/office/word/2018/wordml" xmlns:w16du="http://schemas.microsoft.com/office/word/2023/wordml/word16du" xmlns:w16sdtdh="http://schemas.microsoft.com/office/word/2020/wordml/sdtdatahash" xmlns:w16sdtfl="http://schemas.microsoft.com/office/word/2024/wordml/sdtformatlock" xmlns:w16se="http://schemas.microsoft.com/office/word/2015/wordml/symex" xmlns:wpg="http://schemas.microsoft.com/office/word/2010/wordprocessingGroup" xmlns:wpi="http://schemas.microsoft.com/office/word/2010/wordprocessingInk" xmlns:wne="http://schemas.microsoft.com/office/word/2006/wordml" xmlns:wps="http://schemas.microsoft.com/office/word/2010/wordprocessingShape" mc:Ignorable="w14 w15 w16se w16cid w16 w16cex w16sdtdh w16sdtfl w16du wp14">
+  <w:p>
+    <w:pPr>
+      <w:pStyle w:val="Header"/>
+    </w:pPr>
   </w:p>
 </w:hdr>
 </file>
